--- a/LAB4/LAB4_CNPM1_1150080053_Lâm Thái Hòa.docx
+++ b/LAB4/LAB4_CNPM1_1150080053_Lâm Thái Hòa.docx
@@ -48,6 +48,12 @@
         </w:rPr>
         <w:t>_CNPM1_1150080053_Lâm Thái Hòa</w:t>
       </w:r>
+      <w:r>
+        <w:rPr>
+          <w:rFonts w:ascii="Times New Roman" w:hAnsi="Times New Roman" w:cs="Times New Roman"/>
+        </w:rPr>
+        <w:t>.</w:t>
+      </w:r>
     </w:p>
     <w:p>
       <w:pPr>
@@ -67,7 +73,13 @@
           <w:sz w:val="28"/>
           <w:szCs w:val="28"/>
         </w:rPr>
-        <w:t xml:space="preserve">       </w:t>
+        <w:t xml:space="preserve">       LAB 4</w:t>
+      </w:r>
+      <w:r>
+        <w:rPr>
+          <w:rFonts w:ascii="Times New Roman" w:hAnsi="Times New Roman" w:cs="Times New Roman"/>
+        </w:rPr>
+        <w:t xml:space="preserve">: </w:t>
       </w:r>
       <w:r>
         <w:rPr>
@@ -77,13 +89,13 @@
           <w:sz w:val="28"/>
           <w:szCs w:val="28"/>
         </w:rPr>
-        <w:t>LAB 4</w:t>
-      </w:r>
-      <w:r>
-        <w:rPr>
-          <w:rFonts w:ascii="Times New Roman" w:hAnsi="Times New Roman" w:cs="Times New Roman"/>
-        </w:rPr>
-        <w:t xml:space="preserve">: </w:t>
+        <w:t>KHẢO SÁT VÀ ĐÁNH GIÁ BỀ MẶT MẠNG</w:t>
+      </w:r>
+      <w:r>
+        <w:rPr>
+          <w:rFonts w:ascii="Times New Roman" w:hAnsi="Times New Roman" w:cs="Times New Roman"/>
+        </w:rPr>
+        <w:t xml:space="preserve"> </w:t>
       </w:r>
       <w:r>
         <w:rPr>
@@ -93,22 +105,6 @@
           <w:sz w:val="28"/>
           <w:szCs w:val="28"/>
         </w:rPr>
-        <w:t>KHẢO SÁT VÀ ĐÁNH GIÁ BỀ MẶT MẠNG</w:t>
-      </w:r>
-      <w:r>
-        <w:rPr>
-          <w:rFonts w:ascii="Times New Roman" w:hAnsi="Times New Roman" w:cs="Times New Roman"/>
-        </w:rPr>
-        <w:t xml:space="preserve"> </w:t>
-      </w:r>
-      <w:r>
-        <w:rPr>
-          <w:rFonts w:ascii="Times New Roman" w:hAnsi="Times New Roman" w:cs="Times New Roman"/>
-          <w:b/>
-          <w:bCs/>
-          <w:sz w:val="28"/>
-          <w:szCs w:val="28"/>
-        </w:rPr>
         <w:t>BẰNG NMAP</w:t>
       </w:r>
     </w:p>
@@ -122,6 +118,7 @@
       <w:r>
         <w:rPr>
           <w:rFonts w:ascii="Times New Roman" w:hAnsi="Times New Roman" w:cs="Times New Roman"/>
+          <w:noProof/>
         </w:rPr>
         <w:drawing>
           <wp:inline distT="0" distB="0" distL="0" distR="0" wp14:anchorId="56435D43" wp14:editId="715DB1D2">
@@ -199,23 +196,7 @@
           <w:b/>
           <w:bCs/>
         </w:rPr>
-        <w:t>1.2.</w:t>
-      </w:r>
-      <w:r>
-        <w:rPr>
-          <w:rFonts w:ascii="Times New Roman" w:hAnsi="Times New Roman" w:cs="Times New Roman"/>
-          <w:b/>
-          <w:bCs/>
-        </w:rPr>
-        <w:t>Quy tắc “tự gõ lệnh”</w:t>
-      </w:r>
-      <w:r>
-        <w:rPr>
-          <w:rFonts w:ascii="Times New Roman" w:hAnsi="Times New Roman" w:cs="Times New Roman"/>
-          <w:b/>
-          <w:bCs/>
-        </w:rPr>
-        <w:t xml:space="preserve"> </w:t>
+        <w:t xml:space="preserve">1.2.Quy tắc “tự gõ lệnh” </w:t>
       </w:r>
     </w:p>
     <w:p>
@@ -234,15 +215,7 @@
           <w:b/>
           <w:bCs/>
         </w:rPr>
-        <w:t xml:space="preserve">2. </w:t>
-      </w:r>
-      <w:r>
-        <w:rPr>
-          <w:rFonts w:ascii="Times New Roman" w:hAnsi="Times New Roman" w:cs="Times New Roman"/>
-          <w:b/>
-          <w:bCs/>
-        </w:rPr>
-        <w:t>Cài đặt Nmap trên Windows 10/11</w:t>
+        <w:t>2. Cài đặt Nmap trên Windows 10/11</w:t>
       </w:r>
     </w:p>
     <w:p>
@@ -1199,43 +1172,7 @@
         <w:rPr>
           <w:rFonts w:ascii="Times New Roman" w:hAnsi="Times New Roman" w:cs="Times New Roman"/>
         </w:rPr>
-        <w:t>Sau vòng rà soát đầu tiên, quản trị viên tắt một dịch vụ không cần thiết hoặc</w:t>
-      </w:r>
-      <w:r>
-        <w:rPr>
-          <w:rFonts w:ascii="Times New Roman" w:hAnsi="Times New Roman" w:cs="Times New Roman"/>
-        </w:rPr>
-        <w:t xml:space="preserve"> </w:t>
-      </w:r>
-      <w:r>
-        <w:rPr>
-          <w:rFonts w:ascii="Times New Roman" w:hAnsi="Times New Roman" w:cs="Times New Roman"/>
-        </w:rPr>
-        <w:t>bật</w:t>
-      </w:r>
-      <w:r>
-        <w:rPr>
-          <w:rFonts w:ascii="Times New Roman" w:hAnsi="Times New Roman" w:cs="Times New Roman"/>
-        </w:rPr>
-        <w:t xml:space="preserve"> </w:t>
-      </w:r>
-      <w:r>
-        <w:rPr>
-          <w:rFonts w:ascii="Times New Roman" w:hAnsi="Times New Roman" w:cs="Times New Roman"/>
-        </w:rPr>
-        <w:t>firewall trên Windows VM. Nhiệm vụ của anh/chị là chứng minh thay đổi bằng hai bản</w:t>
-      </w:r>
-      <w:r>
-        <w:rPr>
-          <w:rFonts w:ascii="Times New Roman" w:hAnsi="Times New Roman" w:cs="Times New Roman"/>
-        </w:rPr>
-        <w:t xml:space="preserve"> </w:t>
-      </w:r>
-      <w:r>
-        <w:rPr>
-          <w:rFonts w:ascii="Times New Roman" w:hAnsi="Times New Roman" w:cs="Times New Roman"/>
-        </w:rPr>
-        <w:t>quét trước/sau, không chỉ mô tả bằng lời.</w:t>
+        <w:t>Sau vòng rà soát đầu tiên, quản trị viên tắt một dịch vụ không cần thiết hoặc bật firewall trên Windows VM. Nhiệm vụ của anh/chị là chứng minh thay đổi bằng hai bản quét trước/sau, không chỉ mô tả bằng lời.</w:t>
       </w:r>
     </w:p>
     <w:p>
@@ -2477,6 +2414,7 @@
   <w:style w:type="character" w:default="1" w:styleId="DefaultParagraphFont">
     <w:name w:val="Default Paragraph Font"/>
     <w:uiPriority w:val="1"/>
+    <w:semiHidden/>
     <w:unhideWhenUsed/>
   </w:style>
   <w:style w:type="table" w:default="1" w:styleId="TableNormal">
